--- a/작업일지/졸업작품 작업일지 - 2주차.docx
+++ b/작업일지/졸업작품 작업일지 - 2주차.docx
@@ -680,6 +680,7 @@
             <w:pPr>
               <w:jc w:val="left"/>
               <w:rPr>
+                <w:rFonts w:hint="eastAsia"/>
                 <w:b/>
                 <w:bCs/>
               </w:rPr>
@@ -703,7 +704,7 @@
                 <w:rFonts w:hint="eastAsia"/>
                 <w:b/>
               </w:rPr>
-              <w:t xml:space="preserve"> 책과 인터넷 강의를 이용하여 서버</w:t>
+              <w:t xml:space="preserve"> 인터넷 강의를 이용하여 서버</w:t>
             </w:r>
             <w:r>
               <w:rPr>
@@ -717,14 +718,20 @@
                 <w:rFonts w:hint="eastAsia"/>
                 <w:b/>
               </w:rPr>
-              <w:t xml:space="preserve"> 공부를 함.</w:t>
+              <w:t xml:space="preserve"> 공부</w:t>
+            </w:r>
+            <w:r>
+              <w:rPr>
+                <w:rFonts w:hint="eastAsia"/>
+                <w:b/>
+              </w:rPr>
+              <w:t>, 에코 서버 구현</w:t>
             </w:r>
           </w:p>
           <w:p>
             <w:pPr>
               <w:jc w:val="left"/>
               <w:rPr>
-                <w:rFonts w:hint="eastAsia"/>
                 <w:b/>
                 <w:bCs/>
               </w:rPr>
@@ -1182,6 +1189,7 @@
       </w:r>
       <w:r>
         <w:rPr>
+          <w:noProof/>
           <w:sz w:val="22"/>
         </w:rPr>
         <w:drawing>
@@ -1224,7 +1232,6 @@
     <w:p>
       <w:pPr>
         <w:rPr>
-          <w:rFonts w:hint="eastAsia"/>
           <w:sz w:val="22"/>
         </w:rPr>
       </w:pPr>
@@ -1315,68 +1322,17 @@
         </w:numPr>
         <w:ind w:leftChars="0"/>
         <w:rPr>
-          <w:sz w:val="18"/>
-          <w:szCs w:val="20"/>
-        </w:rPr>
-      </w:pPr>
-      <w:r>
-        <w:rPr>
           <w:sz w:val="22"/>
-        </w:rPr>
-        <w:t>‘게임</w:t>
-      </w:r>
+          <w:szCs w:val="24"/>
+        </w:rPr>
+      </w:pPr>
       <w:r>
         <w:rPr>
           <w:rFonts w:hint="eastAsia"/>
           <w:sz w:val="22"/>
-        </w:rPr>
-        <w:t xml:space="preserve"> 서버 프로그래밍 교과서</w:t>
-      </w:r>
-      <w:r>
-        <w:rPr>
-          <w:sz w:val="22"/>
-        </w:rPr>
-        <w:t>’</w:t>
-      </w:r>
-      <w:r>
-        <w:rPr>
-          <w:rFonts w:hint="eastAsia"/>
-          <w:sz w:val="22"/>
-        </w:rPr>
-        <w:t xml:space="preserve"> 책의 1장 </w:t>
-      </w:r>
-      <w:r>
-        <w:rPr>
-          <w:sz w:val="22"/>
-        </w:rPr>
-        <w:t>‘</w:t>
-      </w:r>
-      <w:r>
-        <w:rPr>
-          <w:rFonts w:hint="eastAsia"/>
-          <w:sz w:val="22"/>
-        </w:rPr>
-        <w:t>멀티스레드</w:t>
-      </w:r>
-      <w:r>
-        <w:rPr>
-          <w:sz w:val="22"/>
-        </w:rPr>
-        <w:t>’</w:t>
-      </w:r>
-      <w:r>
-        <w:rPr>
-          <w:rFonts w:hint="eastAsia"/>
-          <w:sz w:val="22"/>
-        </w:rPr>
-        <w:t xml:space="preserve"> 부분 정독</w:t>
-      </w:r>
-      <w:r>
-        <w:rPr>
-          <w:rFonts w:hint="eastAsia"/>
-          <w:sz w:val="22"/>
-        </w:rPr>
-        <w:t>.</w:t>
+          <w:szCs w:val="24"/>
+        </w:rPr>
+        <w:t>서버 공부</w:t>
       </w:r>
     </w:p>
     <w:p>
@@ -1387,31 +1343,65 @@
           <w:numId w:val="2"/>
         </w:numPr>
         <w:ind w:leftChars="0"/>
-        <w:rPr>
-          <w:sz w:val="18"/>
-          <w:szCs w:val="20"/>
-        </w:rPr>
-      </w:pPr>
-      <w:r>
-        <w:rPr>
-          <w:rFonts w:hint="eastAsia"/>
-          <w:szCs w:val="20"/>
-        </w:rPr>
-        <w:t xml:space="preserve">가장 기억에 남는 부분은 </w:t>
-      </w:r>
-      <w:r>
-        <w:rPr>
-          <w:rFonts w:hint="eastAsia"/>
-          <w:szCs w:val="20"/>
-        </w:rPr>
-        <w:t>멀티스레드 환경을 구현할 때 주의할 점</w:t>
-      </w:r>
-      <w:r>
-        <w:rPr>
-          <w:rFonts w:hint="eastAsia"/>
-          <w:szCs w:val="20"/>
-        </w:rPr>
-        <w:t>이다.</w:t>
+      </w:pPr>
+      <w:r>
+        <w:rPr>
+          <w:rFonts w:hint="eastAsia"/>
+        </w:rPr>
+        <w:t>소켓 옵션</w:t>
+      </w:r>
+      <w:r>
+        <w:rPr>
+          <w:rFonts w:hint="eastAsia"/>
+        </w:rPr>
+        <w:t>, 논블로킹 소켓, select 모델, WSAEventSelect 모델,</w:t>
+      </w:r>
+      <w:r>
+        <w:br/>
+      </w:r>
+      <w:r>
+        <w:rPr>
+          <w:rFonts w:hint="eastAsia"/>
+        </w:rPr>
+        <w:t>이벤트 기반 Overlapped 모델, 콜백 함수 기반 Overlapped 모델</w:t>
+      </w:r>
+      <w:r>
+        <w:rPr>
+          <w:rFonts w:hint="eastAsia"/>
+        </w:rPr>
+        <w:t>에 대한 공부를 함.</w:t>
+      </w:r>
+    </w:p>
+    <w:p>
+      <w:pPr>
+        <w:pStyle w:val="a4"/>
+        <w:numPr>
+          <w:ilvl w:val="0"/>
+          <w:numId w:val="2"/>
+        </w:numPr>
+        <w:ind w:leftChars="0"/>
+      </w:pPr>
+      <w:r>
+        <w:rPr>
+          <w:rFonts w:hint="eastAsia"/>
+        </w:rPr>
+        <w:t>콜백 함수 기반의 Overlapped 모델을 이용하여 에코 서버 구현</w:t>
+      </w:r>
+    </w:p>
+    <w:p>
+      <w:pPr>
+        <w:pStyle w:val="a4"/>
+        <w:numPr>
+          <w:ilvl w:val="1"/>
+          <w:numId w:val="2"/>
+        </w:numPr>
+        <w:ind w:leftChars="0"/>
+      </w:pPr>
+      <w:r>
+        <w:rPr>
+          <w:rFonts w:hint="eastAsia"/>
+        </w:rPr>
+        <w:t>버그와 궁금증</w:t>
       </w:r>
     </w:p>
     <w:p>
@@ -1427,13 +1417,37 @@
         <w:rPr>
           <w:rFonts w:hint="eastAsia"/>
         </w:rPr>
-        <w:t>Deadlock에 빠지지 않도록 잠금 순서</w:t>
-      </w:r>
-      <w:r>
-        <w:rPr>
-          <w:rFonts w:hint="eastAsia"/>
-        </w:rPr>
-        <w:t>에 규칙을 정한다.</w:t>
+        <w:t xml:space="preserve">버그: </w:t>
+      </w:r>
+      <w:r>
+        <w:rPr>
+          <w:rFonts w:hint="eastAsia"/>
+        </w:rPr>
+        <w:t>WSAGetLastError()로부터 10053의 에러 코드를 받았</w:t>
+      </w:r>
+      <w:r>
+        <w:rPr>
+          <w:rFonts w:hint="eastAsia"/>
+        </w:rPr>
+        <w:t>다.</w:t>
+      </w:r>
+      <w:r>
+        <w:br/>
+      </w:r>
+      <w:r>
+        <w:rPr>
+          <w:rFonts w:hint="eastAsia"/>
+        </w:rPr>
+        <w:t>소프트웨어적으로 연결이 끊겼다는 정보와 원격 소켓 대기열이 가득 찼다는 정보를</w:t>
+      </w:r>
+      <w:r>
+        <w:br/>
+      </w:r>
+      <w:r>
+        <w:rPr>
+          <w:rFonts w:hint="eastAsia"/>
+        </w:rPr>
+        <w:t>인터넷에서 찾아볼 순 있었지만, 여전히 해결하지 못하고 있는 상황이다.</w:t>
       </w:r>
     </w:p>
     <w:p>
@@ -1444,82 +1458,48 @@
           <w:numId w:val="2"/>
         </w:numPr>
         <w:ind w:leftChars="0"/>
-      </w:pPr>
-      <w:r>
-        <w:rPr>
-          <w:rFonts w:hint="eastAsia"/>
-        </w:rPr>
-        <w:t>시리얼 병목으로 인</w:t>
-      </w:r>
-      <w:r>
-        <w:rPr>
-          <w:rFonts w:hint="eastAsia"/>
-        </w:rPr>
-        <w:t>하여</w:t>
-      </w:r>
-      <w:r>
-        <w:rPr>
-          <w:rFonts w:hint="eastAsia"/>
-        </w:rPr>
-        <w:t xml:space="preserve"> 병렬성이 떨어지지 않는지 확인한다.</w:t>
-      </w:r>
-    </w:p>
-    <w:p>
-      <w:pPr>
-        <w:pStyle w:val="a4"/>
-        <w:numPr>
-          <w:ilvl w:val="2"/>
-          <w:numId w:val="2"/>
-        </w:numPr>
-        <w:ind w:leftChars="0"/>
-      </w:pPr>
-      <w:r>
-        <w:rPr>
-          <w:rFonts w:hint="eastAsia"/>
-        </w:rPr>
-        <w:t>디바이스 타임을 포함하는 잠금을 되도록이면 피하도록 구현한다.</w:t>
-      </w:r>
-    </w:p>
-    <w:p>
-      <w:pPr>
-        <w:pStyle w:val="a4"/>
-        <w:numPr>
-          <w:ilvl w:val="0"/>
-          <w:numId w:val="2"/>
-        </w:numPr>
-        <w:ind w:leftChars="0"/>
-        <w:rPr>
-          <w:sz w:val="22"/>
-          <w:szCs w:val="24"/>
-        </w:rPr>
-      </w:pPr>
-      <w:r>
-        <w:rPr>
-          <w:rFonts w:hint="eastAsia"/>
-          <w:sz w:val="22"/>
-          <w:szCs w:val="24"/>
-        </w:rPr>
-        <w:t>서버 공부</w:t>
-      </w:r>
-    </w:p>
-    <w:p>
-      <w:pPr>
-        <w:pStyle w:val="a4"/>
-        <w:numPr>
-          <w:ilvl w:val="1"/>
-          <w:numId w:val="2"/>
-        </w:numPr>
-        <w:ind w:leftChars="0"/>
-        <w:rPr>
-          <w:sz w:val="22"/>
-          <w:szCs w:val="24"/>
-        </w:rPr>
-      </w:pPr>
-      <w:r>
-        <w:rPr>
-          <w:rFonts w:hint="eastAsia"/>
-        </w:rPr>
-        <w:t>복습 차원에서 TCP, UDP 서버 구현 실습을 진행했다.</w:t>
+        <w:rPr>
+          <w:rFonts w:hint="eastAsia"/>
+        </w:rPr>
+      </w:pPr>
+      <w:r>
+        <w:rPr>
+          <w:rFonts w:hint="eastAsia"/>
+        </w:rPr>
+        <w:t>궁금증: 콜백 함수 기반의 Overlapped 모델을 사용하는 경우,</w:t>
+      </w:r>
+      <w:r>
+        <w:br/>
+      </w:r>
+      <w:r>
+        <w:rPr>
+          <w:rFonts w:hint="eastAsia"/>
+        </w:rPr>
+        <w:t>비동기 입출력 함수를 호출하고 난 후, Completion Routine이 호출되려면</w:t>
+      </w:r>
+      <w:r>
+        <w:br/>
+      </w:r>
+      <w:r>
+        <w:rPr>
+          <w:rFonts w:hint="eastAsia"/>
+        </w:rPr>
+        <w:t xml:space="preserve">Alertable Wait 상태에 빠져야 한다. </w:t>
+      </w:r>
+      <w:r>
+        <w:rPr>
+          <w:rFonts w:hint="eastAsia"/>
+        </w:rPr>
+        <w:t>이때 해당 상태에 빠지기 위해서</w:t>
+      </w:r>
+      <w:r>
+        <w:br/>
+      </w:r>
+      <w:r>
+        <w:rPr>
+          <w:rFonts w:hint="eastAsia"/>
+        </w:rPr>
+        <w:t>관련 API 함수의 호출 타이밍을 정확히 알고 싶다.</w:t>
       </w:r>
     </w:p>
     <w:p>
@@ -1649,7 +1629,6 @@
                 <w:b/>
                 <w:sz w:val="22"/>
               </w:rPr>
-              <w:lastRenderedPageBreak/>
               <w:t>다음 주차</w:t>
             </w:r>
           </w:p>
@@ -1708,9 +1687,6 @@
           <w:p>
             <w:pPr>
               <w:jc w:val="center"/>
-              <w:rPr>
-                <w:rFonts w:hint="eastAsia"/>
-              </w:rPr>
             </w:pPr>
             <w:r>
               <w:rPr>
@@ -1779,6 +1755,7 @@
           <w:p>
             <w:pPr>
               <w:rPr>
+                <w:rFonts w:hint="eastAsia"/>
                 <w:b/>
                 <w:bCs/>
                 <w:szCs w:val="20"/>
@@ -1800,33 +1777,16 @@
                 <w:bCs/>
                 <w:szCs w:val="20"/>
               </w:rPr>
-              <w:t>게임 서버 프로그래밍 교과서 2장 정독, 소켓 옵션, 논블로킹 소켓,</w:t>
-            </w:r>
-            <w:r>
-              <w:rPr>
+              <w:t xml:space="preserve">게임 서버 프로그래밍 교과서 2장 정독, </w:t>
+            </w:r>
+            <w:r>
+              <w:rPr>
+                <w:rFonts w:hint="eastAsia"/>
                 <w:b/>
                 <w:bCs/>
                 <w:szCs w:val="20"/>
               </w:rPr>
-              <w:br/>
-            </w:r>
-            <w:r>
-              <w:rPr>
-                <w:rFonts w:hint="eastAsia"/>
-                <w:b/>
-                <w:bCs/>
-                <w:szCs w:val="20"/>
-              </w:rPr>
-              <w:t xml:space="preserve">       </w:t>
-            </w:r>
-            <w:r>
-              <w:rPr>
-                <w:rFonts w:hint="eastAsia"/>
-                <w:b/>
-                <w:bCs/>
-                <w:szCs w:val="20"/>
-              </w:rPr>
-              <w:t>select 모델에 대한 학습을 진행한다.</w:t>
+              <w:t>Completion Port 모델 공부.</w:t>
             </w:r>
           </w:p>
           <w:p>

--- a/작업일지/졸업작품 작업일지 - 2주차.docx
+++ b/작업일지/졸업작품 작업일지 - 2주차.docx
@@ -659,28 +659,29 @@
                 <w:rFonts w:hint="eastAsia"/>
                 <w:b/>
               </w:rPr>
-              <w:t xml:space="preserve"> 씬 익스포터 및 레벨디자인을 위한 </w:t>
-            </w:r>
-            <w:r>
-              <w:rPr>
-                <w:rFonts w:hint="eastAsia"/>
-                <w:b/>
-              </w:rPr>
-              <w:t>유니티</w:t>
-            </w:r>
-            <w:r>
-              <w:rPr>
-                <w:rFonts w:hint="eastAsia"/>
-                <w:b/>
-              </w:rPr>
-              <w:t xml:space="preserve"> 공부, 레벨디자인 기획 지속</w:t>
+              <w:t xml:space="preserve"> </w:t>
+            </w:r>
+            <w:r>
+              <w:rPr>
+                <w:rFonts w:hint="eastAsia"/>
+                <w:b/>
+              </w:rPr>
+              <w:t xml:space="preserve">노멀 매핑 및 </w:t>
+            </w:r>
+            <w:r>
+              <w:rPr>
+                <w:rFonts w:hint="eastAsia"/>
+                <w:b/>
+                <w:bCs/>
+                <w:szCs w:val="20"/>
+              </w:rPr>
+              <w:t>그림자 매핑 추가, 유니티 레벨 익스포터 및 클라이언트 임포트 로직 제작, Terrain Texture Tiling</w:t>
             </w:r>
           </w:p>
           <w:p>
             <w:pPr>
               <w:jc w:val="left"/>
               <w:rPr>
-                <w:rFonts w:hint="eastAsia"/>
                 <w:b/>
                 <w:bCs/>
               </w:rPr>
@@ -821,29 +822,21 @@
         <w:rPr>
           <w:rFonts w:hint="eastAsia"/>
         </w:rPr>
-        <w:t xml:space="preserve">Unity Learn </w:t>
-      </w:r>
-      <w:r>
-        <w:t>–</w:t>
-      </w:r>
-      <w:r>
-        <w:rPr>
-          <w:rFonts w:hint="eastAsia"/>
-        </w:rPr>
-        <w:t xml:space="preserve"> Roll-A-Ball 프로젝트 따라하기</w:t>
+        <w:t>유니티 레벨디자인 방법 설계 및 바이너리 레벨 익스포터 제작</w:t>
       </w:r>
       <w:r>
         <w:br/>
       </w:r>
       <w:r>
         <w:rPr>
+          <w:rFonts w:hint="eastAsia"/>
           <w:noProof/>
         </w:rPr>
         <w:drawing>
-          <wp:inline distT="0" distB="0" distL="0" distR="0" wp14:anchorId="24AD6249" wp14:editId="4DE4A016">
-            <wp:extent cx="4320000" cy="1502878"/>
-            <wp:effectExtent l="0" t="0" r="4445" b="2540"/>
-            <wp:docPr id="989753487" name="그림 1" descr="스크린샷이(가) 표시된 사진&#10;&#10;자동 생성된 설명"/>
+          <wp:inline distT="0" distB="0" distL="0" distR="0" wp14:anchorId="45C9A69F" wp14:editId="640A009E">
+            <wp:extent cx="5887272" cy="4677428"/>
+            <wp:effectExtent l="0" t="0" r="0" b="8890"/>
+            <wp:docPr id="97929040" name="그림 1" descr="텍스트, 스크린샷, 디자인이(가) 표시된 사진&#10;&#10;자동 생성된 설명"/>
             <wp:cNvGraphicFramePr>
               <a:graphicFrameLocks xmlns:a="http://schemas.openxmlformats.org/drawingml/2006/main" noChangeAspect="1"/>
             </wp:cNvGraphicFramePr>
@@ -851,11 +844,11 @@
               <a:graphicData uri="http://schemas.openxmlformats.org/drawingml/2006/picture">
                 <pic:pic xmlns:pic="http://schemas.openxmlformats.org/drawingml/2006/picture">
                   <pic:nvPicPr>
-                    <pic:cNvPr id="989753487" name="그림 1" descr="스크린샷이(가) 표시된 사진&#10;&#10;자동 생성된 설명"/>
+                    <pic:cNvPr id="97929040" name="그림 1" descr="텍스트, 스크린샷, 디자인이(가) 표시된 사진&#10;&#10;자동 생성된 설명"/>
                     <pic:cNvPicPr/>
                   </pic:nvPicPr>
                   <pic:blipFill>
-                    <a:blip r:embed="rId8" cstate="print">
+                    <a:blip r:embed="rId8">
                       <a:extLst>
                         <a:ext uri="{28A0092B-C50C-407E-A947-70E740481C1C}">
                           <a14:useLocalDpi xmlns:a14="http://schemas.microsoft.com/office/drawing/2010/main" val="0"/>
@@ -869,7 +862,7 @@
                   <pic:spPr>
                     <a:xfrm>
                       <a:off x="0" y="0"/>
-                      <a:ext cx="4320000" cy="1502878"/>
+                      <a:ext cx="5887272" cy="4677428"/>
                     </a:xfrm>
                     <a:prstGeom prst="rect">
                       <a:avLst/>
@@ -886,6 +879,79 @@
       <w:pPr>
         <w:pStyle w:val="a4"/>
         <w:numPr>
+          <w:ilvl w:val="1"/>
+          <w:numId w:val="13"/>
+        </w:numPr>
+        <w:ind w:leftChars="0"/>
+      </w:pPr>
+      <w:r>
+        <w:rPr>
+          <w:rFonts w:hint="eastAsia"/>
+        </w:rPr>
+        <w:t>각 Terrain은 100mx100m의 청크, 파일에 저장 및 로드할 때에는 인접 청크들을 묶어 한꺼번에 저장</w:t>
+      </w:r>
+    </w:p>
+    <w:p>
+      <w:pPr>
+        <w:pStyle w:val="a4"/>
+        <w:numPr>
+          <w:ilvl w:val="1"/>
+          <w:numId w:val="13"/>
+        </w:numPr>
+        <w:ind w:leftChars="0"/>
+      </w:pPr>
+      <w:r>
+        <w:rPr>
+          <w:rFonts w:hint="eastAsia"/>
+        </w:rPr>
+        <w:t>Terrain Tools로 붓질해서 지형 제작 후 Height Map 추출</w:t>
+      </w:r>
+    </w:p>
+    <w:p>
+      <w:pPr>
+        <w:pStyle w:val="a4"/>
+        <w:numPr>
+          <w:ilvl w:val="1"/>
+          <w:numId w:val="13"/>
+        </w:numPr>
+        <w:ind w:leftChars="0"/>
+      </w:pPr>
+      <w:r>
+        <w:rPr>
+          <w:rFonts w:hint="eastAsia"/>
+        </w:rPr>
+        <w:t>동일한 프리팹을 사용하는 오브젝트들은 P_로 시작하는 동일한 부모 오브젝트 아래에 두기</w:t>
+      </w:r>
+    </w:p>
+    <w:p>
+      <w:pPr>
+        <w:pStyle w:val="a4"/>
+        <w:numPr>
+          <w:ilvl w:val="1"/>
+          <w:numId w:val="13"/>
+        </w:numPr>
+        <w:ind w:leftChars="0"/>
+      </w:pPr>
+      <w:r>
+        <w:rPr>
+          <w:rFonts w:hint="eastAsia"/>
+        </w:rPr>
+        <w:t>오브젝트 인스턴스들은 GO_로 시작하는 네이밍 컨벤션을 두어, 하위 계층구조를 무시하고</w:t>
+      </w:r>
+      <w:r>
+        <w:br/>
+      </w:r>
+      <w:r>
+        <w:rPr>
+          <w:rFonts w:hint="eastAsia"/>
+        </w:rPr>
+        <w:t>원하는 대표격(모델의 루트 등) 오브젝트만 추출하도록 결정</w:t>
+      </w:r>
+    </w:p>
+    <w:p>
+      <w:pPr>
+        <w:pStyle w:val="a4"/>
+        <w:numPr>
           <w:ilvl w:val="0"/>
           <w:numId w:val="13"/>
         </w:numPr>
@@ -895,16 +961,8 @@
         <w:rPr>
           <w:rFonts w:hint="eastAsia"/>
         </w:rPr>
-        <w:t xml:space="preserve">Unity Learn </w:t>
-      </w:r>
-      <w:r>
-        <w:t>–</w:t>
-      </w:r>
-      <w:r>
-        <w:rPr>
-          <w:rFonts w:hint="eastAsia"/>
-        </w:rPr>
-        <w:t xml:space="preserve"> Terrain Tool Tutorial</w:t>
+        <w:lastRenderedPageBreak/>
+        <w:t>디버깅 용으로 특정한 텍스처를 지정해 화면에 띄우는 셰이더 작성</w:t>
       </w:r>
       <w:r>
         <w:br/>
@@ -914,10 +972,10 @@
           <w:noProof/>
         </w:rPr>
         <w:drawing>
-          <wp:inline distT="0" distB="0" distL="0" distR="0" wp14:anchorId="58EFFEBD" wp14:editId="4AD3FF7A">
-            <wp:extent cx="4320000" cy="2314787"/>
-            <wp:effectExtent l="0" t="0" r="4445" b="9525"/>
-            <wp:docPr id="1699429403" name="그림 2" descr="스크린샷, PC 게임, 비디오 게임 소프트웨어, 전략 비디오 게임이(가) 표시된 사진&#10;&#10;자동 생성된 설명"/>
+          <wp:inline distT="0" distB="0" distL="0" distR="0" wp14:anchorId="6EC6ABF3" wp14:editId="56BF8176">
+            <wp:extent cx="3600000" cy="2080336"/>
+            <wp:effectExtent l="0" t="0" r="635" b="0"/>
+            <wp:docPr id="415854650" name="그림 2" descr="항공기, 교통, 비행, 안테나이(가) 표시된 사진&#10;&#10;자동 생성된 설명"/>
             <wp:cNvGraphicFramePr>
               <a:graphicFrameLocks xmlns:a="http://schemas.openxmlformats.org/drawingml/2006/main" noChangeAspect="1"/>
             </wp:cNvGraphicFramePr>
@@ -925,7 +983,7 @@
               <a:graphicData uri="http://schemas.openxmlformats.org/drawingml/2006/picture">
                 <pic:pic xmlns:pic="http://schemas.openxmlformats.org/drawingml/2006/picture">
                   <pic:nvPicPr>
-                    <pic:cNvPr id="1699429403" name="그림 2" descr="스크린샷, PC 게임, 비디오 게임 소프트웨어, 전략 비디오 게임이(가) 표시된 사진&#10;&#10;자동 생성된 설명"/>
+                    <pic:cNvPr id="415854650" name="그림 2" descr="항공기, 교통, 비행, 안테나이(가) 표시된 사진&#10;&#10;자동 생성된 설명"/>
                     <pic:cNvPicPr/>
                   </pic:nvPicPr>
                   <pic:blipFill>
@@ -943,7 +1001,7 @@
                   <pic:spPr>
                     <a:xfrm>
                       <a:off x="0" y="0"/>
-                      <a:ext cx="4320000" cy="2314787"/>
+                      <a:ext cx="3600000" cy="2080336"/>
                     </a:xfrm>
                     <a:prstGeom prst="rect">
                       <a:avLst/>
@@ -955,6 +1013,15 @@
           </wp:inline>
         </w:drawing>
       </w:r>
+      <w:r>
+        <w:br/>
+      </w:r>
+      <w:r>
+        <w:rPr>
+          <w:rFonts w:hint="eastAsia"/>
+        </w:rPr>
+        <w:t>(Directional Light으로 바라본 헬리콥터 Depth)</w:t>
+      </w:r>
     </w:p>
     <w:p>
       <w:pPr>
@@ -969,16 +1036,142 @@
         <w:rPr>
           <w:rFonts w:hint="eastAsia"/>
         </w:rPr>
-        <w:t xml:space="preserve">유튜브 유니티 강의 시청 - </w:t>
-      </w:r>
-      <w:hyperlink r:id="rId10" w:history="1">
-        <w:r>
-          <w:rPr>
-            <w:rStyle w:val="a7"/>
-          </w:rPr>
-          <w:t>https://youtu.be/7plGPXkmnxQ?si=5682I_lwj_j8ROMi</w:t>
-        </w:r>
-      </w:hyperlink>
+        <w:t>그림자 매핑, 노멀 매핑 (테셀레이션 한 지형에 대해서도 수행)</w:t>
+      </w:r>
+      <w:r>
+        <w:br/>
+      </w:r>
+      <w:r>
+        <w:rPr>
+          <w:noProof/>
+        </w:rPr>
+        <w:drawing>
+          <wp:inline distT="0" distB="0" distL="0" distR="0" wp14:anchorId="0BD67332" wp14:editId="3D0E0B26">
+            <wp:extent cx="5760000" cy="3183245"/>
+            <wp:effectExtent l="0" t="0" r="0" b="0"/>
+            <wp:docPr id="2082558004" name="그림 4" descr="스크린샷, 지도, 디지털 합성이(가) 표시된 사진&#10;&#10;자동 생성된 설명"/>
+            <wp:cNvGraphicFramePr>
+              <a:graphicFrameLocks xmlns:a="http://schemas.openxmlformats.org/drawingml/2006/main" noChangeAspect="1"/>
+            </wp:cNvGraphicFramePr>
+            <a:graphic xmlns:a="http://schemas.openxmlformats.org/drawingml/2006/main">
+              <a:graphicData uri="http://schemas.openxmlformats.org/drawingml/2006/picture">
+                <pic:pic xmlns:pic="http://schemas.openxmlformats.org/drawingml/2006/picture">
+                  <pic:nvPicPr>
+                    <pic:cNvPr id="2082558004" name="그림 4" descr="스크린샷, 지도, 디지털 합성이(가) 표시된 사진&#10;&#10;자동 생성된 설명"/>
+                    <pic:cNvPicPr/>
+                  </pic:nvPicPr>
+                  <pic:blipFill>
+                    <a:blip r:embed="rId10">
+                      <a:extLst>
+                        <a:ext uri="{28A0092B-C50C-407E-A947-70E740481C1C}">
+                          <a14:useLocalDpi xmlns:a14="http://schemas.microsoft.com/office/drawing/2010/main" val="0"/>
+                        </a:ext>
+                      </a:extLst>
+                    </a:blip>
+                    <a:stretch>
+                      <a:fillRect/>
+                    </a:stretch>
+                  </pic:blipFill>
+                  <pic:spPr>
+                    <a:xfrm>
+                      <a:off x="0" y="0"/>
+                      <a:ext cx="5760000" cy="3183245"/>
+                    </a:xfrm>
+                    <a:prstGeom prst="rect">
+                      <a:avLst/>
+                    </a:prstGeom>
+                  </pic:spPr>
+                </pic:pic>
+              </a:graphicData>
+            </a:graphic>
+          </wp:inline>
+        </w:drawing>
+      </w:r>
+      <w:r>
+        <w:br/>
+      </w:r>
+      <w:r>
+        <w:rPr>
+          <w:rFonts w:hint="eastAsia"/>
+        </w:rPr>
+        <w:t>(유니티에서 추출하려고 한 청크)</w:t>
+      </w:r>
+    </w:p>
+    <w:p>
+      <w:pPr>
+        <w:widowControl/>
+        <w:wordWrap/>
+        <w:autoSpaceDE/>
+        <w:autoSpaceDN/>
+      </w:pPr>
+      <w:r>
+        <w:br w:type="page"/>
+      </w:r>
+    </w:p>
+    <w:p>
+      <w:pPr>
+        <w:pStyle w:val="a4"/>
+        <w:ind w:leftChars="0" w:left="425"/>
+      </w:pPr>
+      <w:r>
+        <w:lastRenderedPageBreak/>
+        <w:br/>
+      </w:r>
+      <w:r>
+        <w:rPr>
+          <w:noProof/>
+        </w:rPr>
+        <w:drawing>
+          <wp:inline distT="0" distB="0" distL="0" distR="0" wp14:anchorId="5ECE7D4E" wp14:editId="32AA04A2">
+            <wp:extent cx="5760000" cy="3208562"/>
+            <wp:effectExtent l="0" t="0" r="0" b="0"/>
+            <wp:docPr id="59841714" name="그림 3" descr="교통, 항공기, 스크린샷이(가) 표시된 사진&#10;&#10;자동 생성된 설명"/>
+            <wp:cNvGraphicFramePr>
+              <a:graphicFrameLocks xmlns:a="http://schemas.openxmlformats.org/drawingml/2006/main" noChangeAspect="1"/>
+            </wp:cNvGraphicFramePr>
+            <a:graphic xmlns:a="http://schemas.openxmlformats.org/drawingml/2006/main">
+              <a:graphicData uri="http://schemas.openxmlformats.org/drawingml/2006/picture">
+                <pic:pic xmlns:pic="http://schemas.openxmlformats.org/drawingml/2006/picture">
+                  <pic:nvPicPr>
+                    <pic:cNvPr id="59841714" name="그림 3" descr="교통, 항공기, 스크린샷이(가) 표시된 사진&#10;&#10;자동 생성된 설명"/>
+                    <pic:cNvPicPr/>
+                  </pic:nvPicPr>
+                  <pic:blipFill>
+                    <a:blip r:embed="rId11" cstate="print">
+                      <a:extLst>
+                        <a:ext uri="{28A0092B-C50C-407E-A947-70E740481C1C}">
+                          <a14:useLocalDpi xmlns:a14="http://schemas.microsoft.com/office/drawing/2010/main" val="0"/>
+                        </a:ext>
+                      </a:extLst>
+                    </a:blip>
+                    <a:stretch>
+                      <a:fillRect/>
+                    </a:stretch>
+                  </pic:blipFill>
+                  <pic:spPr>
+                    <a:xfrm>
+                      <a:off x="0" y="0"/>
+                      <a:ext cx="5760000" cy="3208562"/>
+                    </a:xfrm>
+                    <a:prstGeom prst="rect">
+                      <a:avLst/>
+                    </a:prstGeom>
+                  </pic:spPr>
+                </pic:pic>
+              </a:graphicData>
+            </a:graphic>
+          </wp:inline>
+        </w:drawing>
+      </w:r>
+      <w:r>
+        <w:br/>
+      </w:r>
+      <w:r>
+        <w:rPr>
+          <w:rFonts w:hint="eastAsia"/>
+        </w:rPr>
+        <w:t>(추출된 청크)</w:t>
+      </w:r>
     </w:p>
     <w:p>
       <w:pPr>
@@ -993,7 +1186,39 @@
         <w:rPr>
           <w:rFonts w:hint="eastAsia"/>
         </w:rPr>
-        <w:t>숲 지역 몬스터 배치 결정, 물 지역 레벨디자인</w:t>
+        <w:t>pbr 셰이더 수정(Cook Torrance BRDF)</w:t>
+      </w:r>
+    </w:p>
+    <w:p>
+      <w:pPr>
+        <w:pStyle w:val="a4"/>
+        <w:numPr>
+          <w:ilvl w:val="1"/>
+          <w:numId w:val="13"/>
+        </w:numPr>
+        <w:ind w:leftChars="0"/>
+      </w:pPr>
+      <w:r>
+        <w:rPr>
+          <w:rFonts w:hint="eastAsia"/>
+        </w:rPr>
+        <w:t>linear color space에서 조명 연산 후 다시 sRGB color space로 되돌아오기</w:t>
+      </w:r>
+    </w:p>
+    <w:p>
+      <w:pPr>
+        <w:pStyle w:val="a4"/>
+        <w:numPr>
+          <w:ilvl w:val="1"/>
+          <w:numId w:val="13"/>
+        </w:numPr>
+        <w:ind w:leftChars="0"/>
+      </w:pPr>
+      <w:r>
+        <w:rPr>
+          <w:rFonts w:hint="eastAsia"/>
+        </w:rPr>
+        <w:t>material이 color space 정보를 저장하도록 변경</w:t>
       </w:r>
     </w:p>
     <w:p>
@@ -1009,7 +1234,7 @@
         <w:rPr>
           <w:rFonts w:hint="eastAsia"/>
         </w:rPr>
-        <w:t>그림자 매핑 기능 추가중</w:t>
+        <w:t>LevelChunk, LevelRegion 클래스 설계 및 구현(미완)</w:t>
       </w:r>
     </w:p>
     <w:p>
@@ -1025,41 +1250,14 @@
         <w:rPr>
           <w:rFonts w:hint="eastAsia"/>
         </w:rPr>
-        <w:t>RenderPass::</w:t>
-      </w:r>
-      <w:r>
-        <w:t>pre</w:t>
-      </w:r>
-      <w:r>
-        <w:rPr>
-          <w:rFonts w:hint="eastAsia"/>
-        </w:rPr>
-        <w:t>R</w:t>
-      </w:r>
-      <w:r>
-        <w:t>ender</w:t>
-      </w:r>
-      <w:r>
-        <w:rPr>
-          <w:rFonts w:hint="eastAsia"/>
-        </w:rPr>
-        <w:t>, RenderPass::render, RenderPass::postRender 함수에서</w:t>
-      </w:r>
-      <w:r>
-        <w:br/>
-      </w:r>
-      <w:r>
-        <w:rPr>
-          <w:rFonts w:hint="eastAsia"/>
-        </w:rPr>
-        <w:t>렌더 타겟을 위한 매개변수를 추가할 필요가 생김</w:t>
+        <w:t>현재 로드되고 있는 청크가 이 클래스들을 기반으로 로드되고 있긴 함</w:t>
       </w:r>
     </w:p>
     <w:p>
       <w:pPr>
         <w:pStyle w:val="a4"/>
         <w:numPr>
-          <w:ilvl w:val="2"/>
+          <w:ilvl w:val="1"/>
           <w:numId w:val="13"/>
         </w:numPr>
         <w:ind w:leftChars="0"/>
@@ -1068,7 +1266,7 @@
         <w:rPr>
           <w:rFonts w:hint="eastAsia"/>
         </w:rPr>
-        <w:t>그림자맵을 위한 렌더 타겟을 설정 후 원래의 스크린 렌더타겟으로 재설정하기 위함</w:t>
+        <w:t>이종진 학우가 만든 테셀레이션 셰이더에 텍스처 타일링 추가</w:t>
       </w:r>
     </w:p>
     <w:p>
@@ -1208,7 +1406,7 @@
                     <pic:cNvPicPr/>
                   </pic:nvPicPr>
                   <pic:blipFill>
-                    <a:blip r:embed="rId11"/>
+                    <a:blip r:embed="rId12"/>
                     <a:stretch>
                       <a:fillRect/>
                     </a:stretch>
@@ -1458,9 +1656,6 @@
           <w:numId w:val="2"/>
         </w:numPr>
         <w:ind w:leftChars="0"/>
-        <w:rPr>
-          <w:rFonts w:hint="eastAsia"/>
-        </w:rPr>
       </w:pPr>
       <w:r>
         <w:rPr>
@@ -1556,12 +1751,60 @@
           <w:p>
             <w:pPr>
               <w:jc w:val="left"/>
+              <w:rPr>
+                <w:rFonts w:hint="eastAsia"/>
+              </w:rPr>
             </w:pPr>
             <w:r>
               <w:rPr>
                 <w:rFonts w:hint="eastAsia"/>
               </w:rPr>
-              <w:t>지형 크기 만큼의 Texture를 써야한다.</w:t>
+              <w:t>유니티에서 봤던 대로 지형이 나오지</w:t>
+            </w:r>
+            <w:r>
+              <w:br/>
+            </w:r>
+            <w:r>
+              <w:rPr>
+                <w:rFonts w:hint="eastAsia"/>
+              </w:rPr>
+              <w:t>않는다.</w:t>
+            </w:r>
+            <w:r>
+              <w:br/>
+            </w:r>
+            <w:r>
+              <w:rPr>
+                <w:rFonts w:hint="eastAsia"/>
+              </w:rPr>
+              <w:t>여러 개의 Terrain Layer를 사용할 수</w:t>
+            </w:r>
+            <w:r>
+              <w:br/>
+            </w:r>
+            <w:r>
+              <w:rPr>
+                <w:rFonts w:hint="eastAsia"/>
+              </w:rPr>
+              <w:t>없다.</w:t>
+            </w:r>
+            <w:r>
+              <w:br/>
+            </w:r>
+            <w:r>
+              <w:rPr>
+                <w:rFonts w:hint="eastAsia"/>
+              </w:rPr>
+              <w:t>(어떤 부분이 어떤 Layer를 쓰는지</w:t>
+            </w:r>
+            <w:r>
+              <w:br/>
+            </w:r>
+            <w:r>
+              <w:rPr>
+                <w:rFonts w:hint="eastAsia"/>
+              </w:rPr>
+              <w:t>구별할 방법이 필요하다.)</w:t>
             </w:r>
           </w:p>
         </w:tc>
@@ -1596,12 +1839,42 @@
           <w:p>
             <w:pPr>
               <w:jc w:val="left"/>
+              <w:rPr>
+                <w:rFonts w:hint="eastAsia"/>
+              </w:rPr>
             </w:pPr>
             <w:r>
               <w:rPr>
                 <w:rFonts w:hint="eastAsia"/>
               </w:rPr>
-              <w:t>타일링 기법을 쓴다.</w:t>
+              <w:t>셰이딩을 점검하고, Unity와</w:t>
+            </w:r>
+            <w:r>
+              <w:br/>
+            </w:r>
+            <w:r>
+              <w:rPr>
+                <w:rFonts w:hint="eastAsia"/>
+              </w:rPr>
+              <w:t>우리의 차이를 알아내 수정한다.</w:t>
+            </w:r>
+            <w:r>
+              <w:br/>
+            </w:r>
+            <w:r>
+              <w:rPr>
+                <w:rFonts w:hint="eastAsia"/>
+              </w:rPr>
+              <w:t>Terrain Splat 혹은 그에 준하는</w:t>
+            </w:r>
+            <w:r>
+              <w:br/>
+            </w:r>
+            <w:r>
+              <w:rPr>
+                <w:rFonts w:hint="eastAsia"/>
+              </w:rPr>
+              <w:t>방법을 조사해 Terrain Layering을 적용할 수 있도록 한다.</w:t>
             </w:r>
           </w:p>
         </w:tc>
@@ -1755,7 +2028,6 @@
           <w:p>
             <w:pPr>
               <w:rPr>
-                <w:rFonts w:hint="eastAsia"/>
                 <w:b/>
                 <w:bCs/>
                 <w:szCs w:val="20"/>
@@ -1804,75 +2076,84 @@
                 <w:bCs/>
                 <w:szCs w:val="20"/>
               </w:rPr>
-              <w:t>장명운: 그림자 매핑 추가, 유니티 레벨 익스포터 및 클라이언트 임포트 로직 제작,</w:t>
-            </w:r>
-            <w:r>
-              <w:rPr>
+              <w:t xml:space="preserve">장명운: </w:t>
+            </w:r>
+            <w:r>
+              <w:rPr>
+                <w:rFonts w:hint="eastAsia"/>
                 <w:b/>
                 <w:bCs/>
                 <w:szCs w:val="20"/>
               </w:rPr>
-              <w:br/>
-            </w:r>
-            <w:r>
-              <w:rPr>
-                <w:rFonts w:hint="eastAsia"/>
+              <w:t>스킨 애니메이션 구현, Update-LOD를 포함하는 Chunk 완성,</w:t>
+            </w:r>
+            <w:r>
+              <w:rPr>
                 <w:b/>
                 <w:bCs/>
                 <w:szCs w:val="20"/>
               </w:rPr>
-              <w:t xml:space="preserve">        Update-LOD를 포함하는 Chunk 구현,</w:t>
-            </w:r>
-            <w:r>
-              <w:rPr>
+              <w:br/>
+            </w:r>
+            <w:r>
+              <w:rPr>
+                <w:rFonts w:hint="eastAsia"/>
                 <w:b/>
                 <w:bCs/>
                 <w:szCs w:val="20"/>
               </w:rPr>
-              <w:br/>
-            </w:r>
-            <w:r>
-              <w:rPr>
-                <w:rFonts w:hint="eastAsia"/>
+              <w:t xml:space="preserve">        Rendering Batch가 Update-LOD에 의해 나뉘도록 수정,</w:t>
+            </w:r>
+            <w:r>
+              <w:rPr>
                 <w:b/>
                 <w:bCs/>
                 <w:szCs w:val="20"/>
               </w:rPr>
-              <w:t xml:space="preserve">        Rendering Batch가 Update-LOD에 의해 나뉘도록 수정,</w:t>
-            </w:r>
-            <w:r>
-              <w:rPr>
+              <w:br/>
+            </w:r>
+            <w:r>
+              <w:rPr>
+                <w:rFonts w:hint="eastAsia"/>
                 <w:b/>
                 <w:bCs/>
                 <w:szCs w:val="20"/>
               </w:rPr>
-              <w:br/>
-            </w:r>
-            <w:r>
-              <w:rPr>
-                <w:rFonts w:hint="eastAsia"/>
+              <w:t xml:space="preserve">        유니티에서 숲 지역 레벨 임시 제작 및 클라이언트에 로드</w:t>
+            </w:r>
+            <w:r>
+              <w:rPr>
                 <w:b/>
                 <w:bCs/>
                 <w:szCs w:val="20"/>
               </w:rPr>
-              <w:t xml:space="preserve">        유니티에서 숲 지역 레벨 임시 제작 및 클라이언트에 로드</w:t>
-            </w:r>
-            <w:r>
-              <w:rPr>
+              <w:br/>
+            </w:r>
+            <w:r>
+              <w:rPr>
+                <w:rFonts w:hint="eastAsia"/>
                 <w:b/>
                 <w:bCs/>
                 <w:szCs w:val="20"/>
               </w:rPr>
-              <w:br/>
-            </w:r>
-            <w:r>
-              <w:rPr>
-                <w:rFonts w:hint="eastAsia"/>
+              <w:t xml:space="preserve">        (일단은 플레이어 위치에 따른 로딩 없이 직접 청크를 지정해 로딩하는 기능만),</w:t>
+            </w:r>
+            <w:r>
+              <w:rPr>
                 <w:b/>
                 <w:bCs/>
                 <w:szCs w:val="20"/>
               </w:rPr>
-              <w:t xml:space="preserve">        (일단은 플레이어 위치에 따른 로딩 없이 직접 청크를 지정해 로딩하는 기능만)</w:t>
+              <w:br/>
+            </w:r>
+            <w:r>
+              <w:rPr>
+                <w:rFonts w:hint="eastAsia"/>
+                <w:b/>
+                <w:bCs/>
+                <w:szCs w:val="20"/>
+              </w:rPr>
+              <w:t xml:space="preserve">        레벨디자인(기획) 완료</w:t>
             </w:r>
           </w:p>
           <w:p>
